--- a/ai_10022300168/docs/PART_F_Architecture_System_Design.docx
+++ b/ai_10022300168/docs/PART_F_Architecture_System_Design.docx
@@ -37,7 +37,71 @@
           <w:sz w:val="40"/>
           <w:szCs w:val="40"/>
         </w:rPr>
-        <w:t>System: The Acity Oracle (RAG chatbot for Ghana Election Results and Ghana 2025 Budget data).</w:t>
+        <w:t xml:space="preserve">System: The Acity Oracle (RAG chatbot for Ghana Election Results </w:t>
+      </w:r>
+      <w:r>
+        <w:rPr>
+          <w:rFonts w:ascii="Times New Roman" w:hAnsi="Times New Roman" w:cs="Times New Roman"/>
+          <w:noProof/>
+          <w:sz w:val="40"/>
+          <w:szCs w:val="40"/>
+        </w:rPr>
+        <w:drawing>
+          <wp:inline distT="0" distB="0" distL="0" distR="0" wp14:anchorId="01F7C6BC" wp14:editId="6E30E05E">
+            <wp:extent cx="5471160" cy="2644140"/>
+            <wp:effectExtent l="0" t="0" r="0" b="3810"/>
+            <wp:docPr id="1493694405" name="Picture 3"/>
+            <wp:cNvGraphicFramePr>
+              <a:graphicFrameLocks xmlns:a="http://schemas.openxmlformats.org/drawingml/2006/main" noChangeAspect="1"/>
+            </wp:cNvGraphicFramePr>
+            <a:graphic xmlns:a="http://schemas.openxmlformats.org/drawingml/2006/main">
+              <a:graphicData uri="http://schemas.openxmlformats.org/drawingml/2006/picture">
+                <pic:pic xmlns:pic="http://schemas.openxmlformats.org/drawingml/2006/picture">
+                  <pic:nvPicPr>
+                    <pic:cNvPr id="0" name="Picture 1"/>
+                    <pic:cNvPicPr>
+                      <a:picLocks noChangeAspect="1" noChangeArrowheads="1"/>
+                    </pic:cNvPicPr>
+                  </pic:nvPicPr>
+                  <pic:blipFill>
+                    <a:blip r:embed="rId6">
+                      <a:extLst>
+                        <a:ext uri="{28A0092B-C50C-407E-A947-70E740481C1C}">
+                          <a14:useLocalDpi xmlns:a14="http://schemas.microsoft.com/office/drawing/2010/main" val="0"/>
+                        </a:ext>
+                      </a:extLst>
+                    </a:blip>
+                    <a:srcRect/>
+                    <a:stretch>
+                      <a:fillRect/>
+                    </a:stretch>
+                  </pic:blipFill>
+                  <pic:spPr bwMode="auto">
+                    <a:xfrm>
+                      <a:off x="0" y="0"/>
+                      <a:ext cx="5471160" cy="2644140"/>
+                    </a:xfrm>
+                    <a:prstGeom prst="rect">
+                      <a:avLst/>
+                    </a:prstGeom>
+                    <a:noFill/>
+                    <a:ln>
+                      <a:noFill/>
+                    </a:ln>
+                  </pic:spPr>
+                </pic:pic>
+              </a:graphicData>
+            </a:graphic>
+          </wp:inline>
+        </w:drawing>
+      </w:r>
+      <w:r>
+        <w:rPr>
+          <w:rFonts w:ascii="Times New Roman" w:hAnsi="Times New Roman" w:cs="Times New Roman"/>
+          <w:sz w:val="40"/>
+          <w:szCs w:val="40"/>
+        </w:rPr>
+        <w:t>and Ghana 2025 Budget data).</w:t>
       </w:r>
     </w:p>
     <w:p>
@@ -189,7 +253,7 @@
           </mc:Choice>
           <mc:Fallback>
             <w:pict>
-              <v:rect w14:anchorId="048AE970" id="Rectangle 1" o:spid="_x0000_s1026" style="width:24pt;height:24pt;visibility:visible;mso-wrap-style:square;mso-left-percent:-10001;mso-top-percent:-10001;mso-position-horizontal:absolute;mso-position-horizontal-relative:char;mso-position-vertical:absolute;mso-position-vertical-relative:line;mso-left-percent:-10001;mso-top-percent:-10001;v-text-anchor:top" o:gfxdata="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" filled="f" stroked="f">
+              <v:rect w14:anchorId="5F47A66A" id="Rectangle 1" o:spid="_x0000_s1026" style="width:24pt;height:24pt;visibility:visible;mso-wrap-style:square;mso-left-percent:-10001;mso-top-percent:-10001;mso-position-horizontal:absolute;mso-position-horizontal-relative:char;mso-position-vertical:absolute;mso-position-vertical-relative:line;mso-left-percent:-10001;mso-top-percent:-10001;v-text-anchor:top" o:gfxdata="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" filled="f" stroked="f">
                 <o:lock v:ext="edit" aspectratio="t"/>
                 <w10:anchorlock/>
               </v:rect>
@@ -263,7 +327,7 @@
           </mc:Choice>
           <mc:Fallback>
             <w:pict>
-              <v:rect w14:anchorId="039007AF" id="Rectangle 2" o:spid="_x0000_s1026" style="width:24pt;height:24pt;visibility:visible;mso-wrap-style:square;mso-left-percent:-10001;mso-top-percent:-10001;mso-position-horizontal:absolute;mso-position-horizontal-relative:char;mso-position-vertical:absolute;mso-position-vertical-relative:line;mso-left-percent:-10001;mso-top-percent:-10001;v-text-anchor:top" o:gfxdata="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" filled="f" stroked="f">
+              <v:rect w14:anchorId="5F60BF64" id="Rectangle 2" o:spid="_x0000_s1026" style="width:24pt;height:24pt;visibility:visible;mso-wrap-style:square;mso-left-percent:-10001;mso-top-percent:-10001;mso-position-horizontal:absolute;mso-position-horizontal-relative:char;mso-position-vertical:absolute;mso-position-vertical-relative:line;mso-left-percent:-10001;mso-top-percent:-10001;v-text-anchor:top" o:gfxdata="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" filled="f" stroked="f">
                 <o:lock v:ext="edit" aspectratio="t"/>
                 <w10:anchorlock/>
               </v:rect>
@@ -296,7 +360,7 @@
                     </pic:cNvPicPr>
                   </pic:nvPicPr>
                   <pic:blipFill>
-                    <a:blip r:embed="rId6">
+                    <a:blip r:embed="rId7">
                       <a:extLst>
                         <a:ext uri="{28A0092B-C50C-407E-A947-70E740481C1C}">
                           <a14:useLocalDpi xmlns:a14="http://schemas.microsoft.com/office/drawing/2010/main" val="0"/>
@@ -369,6 +433,11 @@
     <w:p>
       <w:pPr>
         <w:pStyle w:val="ListBullet"/>
+        <w:numPr>
+          <w:ilvl w:val="0"/>
+          <w:numId w:val="0"/>
+        </w:numPr>
+        <w:ind w:left="360"/>
         <w:rPr>
           <w:rFonts w:ascii="Times New Roman" w:hAnsi="Times New Roman" w:cs="Times New Roman"/>
           <w:sz w:val="40"/>
@@ -381,12 +450,25 @@
           <w:sz w:val="40"/>
           <w:szCs w:val="40"/>
         </w:rPr>
+        <w:t>-</w:t>
+      </w:r>
+      <w:r>
+        <w:rPr>
+          <w:rFonts w:ascii="Times New Roman" w:hAnsi="Times New Roman" w:cs="Times New Roman"/>
+          <w:sz w:val="40"/>
+          <w:szCs w:val="40"/>
+        </w:rPr>
         <w:t>data_loader.py cleans CSV/PDF data before chunk creation.</w:t>
       </w:r>
     </w:p>
     <w:p>
       <w:pPr>
         <w:pStyle w:val="ListBullet"/>
+        <w:numPr>
+          <w:ilvl w:val="0"/>
+          <w:numId w:val="0"/>
+        </w:numPr>
+        <w:ind w:left="360"/>
         <w:rPr>
           <w:rFonts w:ascii="Times New Roman" w:hAnsi="Times New Roman" w:cs="Times New Roman"/>
           <w:sz w:val="40"/>
@@ -400,12 +482,25 @@
           <w:szCs w:val="40"/>
         </w:rPr>
         <w:lastRenderedPageBreak/>
+        <w:t>-</w:t>
+      </w:r>
+      <w:r>
+        <w:rPr>
+          <w:rFonts w:ascii="Times New Roman" w:hAnsi="Times New Roman" w:cs="Times New Roman"/>
+          <w:sz w:val="40"/>
+          <w:szCs w:val="40"/>
+        </w:rPr>
         <w:t>chunker.py splits documents using fixed-size or sentence-aware strategy.</w:t>
       </w:r>
     </w:p>
     <w:p>
       <w:pPr>
         <w:pStyle w:val="ListBullet"/>
+        <w:numPr>
+          <w:ilvl w:val="0"/>
+          <w:numId w:val="0"/>
+        </w:numPr>
+        <w:ind w:left="360"/>
         <w:rPr>
           <w:rFonts w:ascii="Times New Roman" w:hAnsi="Times New Roman" w:cs="Times New Roman"/>
           <w:sz w:val="40"/>
@@ -418,12 +513,25 @@
           <w:sz w:val="40"/>
           <w:szCs w:val="40"/>
         </w:rPr>
+        <w:t>-</w:t>
+      </w:r>
+      <w:r>
+        <w:rPr>
+          <w:rFonts w:ascii="Times New Roman" w:hAnsi="Times New Roman" w:cs="Times New Roman"/>
+          <w:sz w:val="40"/>
+          <w:szCs w:val="40"/>
+        </w:rPr>
         <w:t>embedder.py converts chunks into vectors; vector_store.py persists FAISS index and metadata.</w:t>
       </w:r>
     </w:p>
     <w:p>
       <w:pPr>
         <w:pStyle w:val="ListBullet"/>
+        <w:numPr>
+          <w:ilvl w:val="0"/>
+          <w:numId w:val="0"/>
+        </w:numPr>
+        <w:ind w:left="360"/>
         <w:rPr>
           <w:rFonts w:ascii="Times New Roman" w:hAnsi="Times New Roman" w:cs="Times New Roman"/>
           <w:sz w:val="40"/>
@@ -436,12 +544,25 @@
           <w:sz w:val="40"/>
           <w:szCs w:val="40"/>
         </w:rPr>
+        <w:t>-</w:t>
+      </w:r>
+      <w:r>
+        <w:rPr>
+          <w:rFonts w:ascii="Times New Roman" w:hAnsi="Times New Roman" w:cs="Times New Roman"/>
+          <w:sz w:val="40"/>
+          <w:szCs w:val="40"/>
+        </w:rPr>
         <w:t>retriever.py combines semantic FAISS results and TF-IDF keyword matching using alpha-weighted fusion.</w:t>
       </w:r>
     </w:p>
     <w:p>
       <w:pPr>
         <w:pStyle w:val="ListBullet"/>
+        <w:numPr>
+          <w:ilvl w:val="0"/>
+          <w:numId w:val="0"/>
+        </w:numPr>
+        <w:ind w:left="360"/>
         <w:rPr>
           <w:rFonts w:ascii="Times New Roman" w:hAnsi="Times New Roman" w:cs="Times New Roman"/>
           <w:sz w:val="40"/>
@@ -454,12 +575,25 @@
           <w:sz w:val="40"/>
           <w:szCs w:val="40"/>
         </w:rPr>
+        <w:t>-</w:t>
+      </w:r>
+      <w:r>
+        <w:rPr>
+          <w:rFonts w:ascii="Times New Roman" w:hAnsi="Times New Roman" w:cs="Times New Roman"/>
+          <w:sz w:val="40"/>
+          <w:szCs w:val="40"/>
+        </w:rPr>
         <w:t>prompt_builder.py selects highest-ranked snippets and builds a citation-oriented prompt.</w:t>
       </w:r>
     </w:p>
     <w:p>
       <w:pPr>
         <w:pStyle w:val="ListBullet"/>
+        <w:numPr>
+          <w:ilvl w:val="0"/>
+          <w:numId w:val="0"/>
+        </w:numPr>
+        <w:ind w:left="360"/>
         <w:rPr>
           <w:rFonts w:ascii="Times New Roman" w:hAnsi="Times New Roman" w:cs="Times New Roman"/>
           <w:sz w:val="40"/>
@@ -472,12 +606,25 @@
           <w:sz w:val="40"/>
           <w:szCs w:val="40"/>
         </w:rPr>
+        <w:t>-</w:t>
+      </w:r>
+      <w:r>
+        <w:rPr>
+          <w:rFonts w:ascii="Times New Roman" w:hAnsi="Times New Roman" w:cs="Times New Roman"/>
+          <w:sz w:val="40"/>
+          <w:szCs w:val="40"/>
+        </w:rPr>
         <w:t>llm_client.py sends prompt to Groq (or Hugging Face fallback) and returns grounded response.</w:t>
       </w:r>
     </w:p>
     <w:p>
       <w:pPr>
         <w:pStyle w:val="ListBullet"/>
+        <w:numPr>
+          <w:ilvl w:val="0"/>
+          <w:numId w:val="0"/>
+        </w:numPr>
+        <w:ind w:left="360"/>
         <w:rPr>
           <w:rFonts w:ascii="Times New Roman" w:hAnsi="Times New Roman" w:cs="Times New Roman"/>
           <w:sz w:val="40"/>
@@ -490,12 +637,25 @@
           <w:sz w:val="40"/>
           <w:szCs w:val="40"/>
         </w:rPr>
+        <w:t>-</w:t>
+      </w:r>
+      <w:r>
+        <w:rPr>
+          <w:rFonts w:ascii="Times New Roman" w:hAnsi="Times New Roman" w:cs="Times New Roman"/>
+          <w:sz w:val="40"/>
+          <w:szCs w:val="40"/>
+        </w:rPr>
         <w:t>app.py displays response, retrieved context, logs, and captures thumbs up/down feedback.</w:t>
       </w:r>
     </w:p>
     <w:p>
       <w:pPr>
         <w:pStyle w:val="ListBullet"/>
+        <w:numPr>
+          <w:ilvl w:val="0"/>
+          <w:numId w:val="0"/>
+        </w:numPr>
+        <w:ind w:left="360"/>
         <w:rPr>
           <w:rFonts w:ascii="Times New Roman" w:hAnsi="Times New Roman" w:cs="Times New Roman"/>
           <w:sz w:val="40"/>
@@ -508,7 +668,15 @@
           <w:sz w:val="40"/>
           <w:szCs w:val="40"/>
         </w:rPr>
-        <w:t>feedback.py stores chunk-level boosts and injects them into future retrieval ranking.</w:t>
+        <w:t>-F</w:t>
+      </w:r>
+      <w:r>
+        <w:rPr>
+          <w:rFonts w:ascii="Times New Roman" w:hAnsi="Times New Roman" w:cs="Times New Roman"/>
+          <w:sz w:val="40"/>
+          <w:szCs w:val="40"/>
+        </w:rPr>
+        <w:t>eedback.py stores chunk-level boosts and injects them into future retrieval ranking.</w:t>
       </w:r>
     </w:p>
     <w:p>
@@ -542,6 +710,11 @@
     <w:p>
       <w:pPr>
         <w:pStyle w:val="ListBullet"/>
+        <w:numPr>
+          <w:ilvl w:val="0"/>
+          <w:numId w:val="0"/>
+        </w:numPr>
+        <w:ind w:left="360"/>
         <w:rPr>
           <w:rFonts w:ascii="Times New Roman" w:hAnsi="Times New Roman" w:cs="Times New Roman"/>
           <w:sz w:val="40"/>
@@ -554,12 +727,25 @@
           <w:sz w:val="40"/>
           <w:szCs w:val="40"/>
         </w:rPr>
+        <w:t>-</w:t>
+      </w:r>
+      <w:r>
+        <w:rPr>
+          <w:rFonts w:ascii="Times New Roman" w:hAnsi="Times New Roman" w:cs="Times New Roman"/>
+          <w:sz w:val="40"/>
+          <w:szCs w:val="40"/>
+        </w:rPr>
         <w:t>Factual grounding is essential for election and budget questions; RAG reduces hallucinations by forcing source-based context.</w:t>
       </w:r>
     </w:p>
     <w:p>
       <w:pPr>
         <w:pStyle w:val="ListBullet"/>
+        <w:numPr>
+          <w:ilvl w:val="0"/>
+          <w:numId w:val="0"/>
+        </w:numPr>
+        <w:ind w:left="360"/>
         <w:rPr>
           <w:rFonts w:ascii="Times New Roman" w:hAnsi="Times New Roman" w:cs="Times New Roman"/>
           <w:sz w:val="40"/>
@@ -572,12 +758,24 @@
           <w:sz w:val="40"/>
           <w:szCs w:val="40"/>
         </w:rPr>
+        <w:t>-</w:t>
+      </w:r>
+      <w:r>
+        <w:rPr>
+          <w:rFonts w:ascii="Times New Roman" w:hAnsi="Times New Roman" w:cs="Times New Roman"/>
+          <w:sz w:val="40"/>
+          <w:szCs w:val="40"/>
+        </w:rPr>
         <w:t>The domain has mixed source types (structured CSV + narrative PDF), so dual chunking strategies improve retrieval quality.</w:t>
       </w:r>
     </w:p>
     <w:p>
       <w:pPr>
         <w:pStyle w:val="ListBullet"/>
+        <w:numPr>
+          <w:ilvl w:val="0"/>
+          <w:numId w:val="0"/>
+        </w:numPr>
         <w:rPr>
           <w:rFonts w:ascii="Times New Roman" w:hAnsi="Times New Roman" w:cs="Times New Roman"/>
           <w:sz w:val="40"/>
@@ -591,12 +789,24 @@
           <w:szCs w:val="40"/>
         </w:rPr>
         <w:lastRenderedPageBreak/>
+        <w:t>-</w:t>
+      </w:r>
+      <w:r>
+        <w:rPr>
+          <w:rFonts w:ascii="Times New Roman" w:hAnsi="Times New Roman" w:cs="Times New Roman"/>
+          <w:sz w:val="40"/>
+          <w:szCs w:val="40"/>
+        </w:rPr>
         <w:t>Hybrid retrieval captures both semantic meaning and exact domain terms such as party acronyms and budget entities.</w:t>
       </w:r>
     </w:p>
     <w:p>
       <w:pPr>
         <w:pStyle w:val="ListBullet"/>
+        <w:numPr>
+          <w:ilvl w:val="0"/>
+          <w:numId w:val="0"/>
+        </w:numPr>
         <w:rPr>
           <w:rFonts w:ascii="Times New Roman" w:hAnsi="Times New Roman" w:cs="Times New Roman"/>
           <w:sz w:val="40"/>
@@ -609,12 +819,24 @@
           <w:sz w:val="40"/>
           <w:szCs w:val="40"/>
         </w:rPr>
+        <w:t>-</w:t>
+      </w:r>
+      <w:r>
+        <w:rPr>
+          <w:rFonts w:ascii="Times New Roman" w:hAnsi="Times New Roman" w:cs="Times New Roman"/>
+          <w:sz w:val="40"/>
+          <w:szCs w:val="40"/>
+        </w:rPr>
         <w:t>Transparent UI (chunks, scores, prompt, logs) supports academic traceability and easier marking.</w:t>
       </w:r>
     </w:p>
     <w:p>
       <w:pPr>
         <w:pStyle w:val="ListBullet"/>
+        <w:numPr>
+          <w:ilvl w:val="0"/>
+          <w:numId w:val="0"/>
+        </w:numPr>
         <w:rPr>
           <w:rFonts w:ascii="Times New Roman" w:hAnsi="Times New Roman" w:cs="Times New Roman"/>
           <w:sz w:val="40"/>
@@ -627,7 +849,80 @@
           <w:sz w:val="40"/>
           <w:szCs w:val="40"/>
         </w:rPr>
-        <w:t>The architecture is lightweight and practical for student deployment: FAISS on CPU plus API-hosted LLM.</w:t>
+        <w:t>-</w:t>
+      </w:r>
+      <w:r>
+        <w:rPr>
+          <w:rFonts w:ascii="Times New Roman" w:hAnsi="Times New Roman" w:cs="Times New Roman"/>
+          <w:sz w:val="40"/>
+          <w:szCs w:val="40"/>
+        </w:rPr>
+        <w:t>The architecture is lightweight and practical for student deployment: FAISS on CPU plus API-hosted LLM</w:t>
+      </w:r>
+      <w:r>
+        <w:rPr>
+          <w:rFonts w:ascii="Times New Roman" w:hAnsi="Times New Roman" w:cs="Times New Roman"/>
+          <w:noProof/>
+          <w:sz w:val="40"/>
+          <w:szCs w:val="40"/>
+        </w:rPr>
+        <w:t xml:space="preserve"> </w:t>
+      </w:r>
+      <w:r>
+        <w:rPr>
+          <w:rFonts w:ascii="Times New Roman" w:hAnsi="Times New Roman" w:cs="Times New Roman"/>
+          <w:noProof/>
+          <w:sz w:val="40"/>
+          <w:szCs w:val="40"/>
+        </w:rPr>
+        <w:drawing>
+          <wp:inline distT="0" distB="0" distL="0" distR="0" wp14:anchorId="0FB3E9D5" wp14:editId="3F8CBE18">
+            <wp:extent cx="5471160" cy="2644140"/>
+            <wp:effectExtent l="0" t="0" r="0" b="3810"/>
+            <wp:docPr id="1845199676" name="Picture 4"/>
+            <wp:cNvGraphicFramePr>
+              <a:graphicFrameLocks xmlns:a="http://schemas.openxmlformats.org/drawingml/2006/main" noChangeAspect="1"/>
+            </wp:cNvGraphicFramePr>
+            <a:graphic xmlns:a="http://schemas.openxmlformats.org/drawingml/2006/main">
+              <a:graphicData uri="http://schemas.openxmlformats.org/drawingml/2006/picture">
+                <pic:pic xmlns:pic="http://schemas.openxmlformats.org/drawingml/2006/picture">
+                  <pic:nvPicPr>
+                    <pic:cNvPr id="0" name="Picture 2"/>
+                    <pic:cNvPicPr>
+                      <a:picLocks noChangeAspect="1" noChangeArrowheads="1"/>
+                    </pic:cNvPicPr>
+                  </pic:nvPicPr>
+                  <pic:blipFill>
+                    <a:blip r:embed="rId6">
+                      <a:extLst>
+                        <a:ext uri="{28A0092B-C50C-407E-A947-70E740481C1C}">
+                          <a14:useLocalDpi xmlns:a14="http://schemas.microsoft.com/office/drawing/2010/main" val="0"/>
+                        </a:ext>
+                      </a:extLst>
+                    </a:blip>
+                    <a:srcRect/>
+                    <a:stretch>
+                      <a:fillRect/>
+                    </a:stretch>
+                  </pic:blipFill>
+                  <pic:spPr bwMode="auto">
+                    <a:xfrm>
+                      <a:off x="0" y="0"/>
+                      <a:ext cx="5471160" cy="2644140"/>
+                    </a:xfrm>
+                    <a:prstGeom prst="rect">
+                      <a:avLst/>
+                    </a:prstGeom>
+                    <a:noFill/>
+                    <a:ln>
+                      <a:noFill/>
+                    </a:ln>
+                  </pic:spPr>
+                </pic:pic>
+              </a:graphicData>
+            </a:graphic>
+          </wp:inline>
+        </w:drawing>
       </w:r>
     </w:p>
     <w:sectPr>
